--- a/submission_upload/02_Tables/Table4_Spatiotemporal_Agreement.docx
+++ b/submission_upload/02_Tables/Table4_Spatiotemporal_Agreement.docx
@@ -21,6 +21,14 @@
         <w:tblStyle w:val="TableGrid"/>
         <w:tblW w:type="auto" w:w="0"/>
         <w:jc w:val="center"/>
+        <w:tblBorders>
+          <w:top w:val="single" w:sz="8" w:space="0" w:color="000000"/>
+          <w:left w:val="single" w:sz="8" w:space="0" w:color="000000"/>
+          <w:bottom w:val="single" w:sz="8" w:space="0" w:color="000000"/>
+          <w:right w:val="single" w:sz="8" w:space="0" w:color="000000"/>
+          <w:insideH w:val="single" w:sz="8" w:space="0" w:color="000000"/>
+          <w:insideV w:val="single" w:sz="8" w:space="0" w:color="000000"/>
+        </w:tblBorders>
         <w:tblLayout w:type="autofit"/>
         <w:tblLook w:firstColumn="1" w:firstRow="1" w:lastColumn="0" w:lastRow="0" w:noHBand="0" w:noVBand="1" w:val="04A0"/>
       </w:tblPr>
@@ -40,6 +48,12 @@
         <w:tc>
           <w:tcPr>
             <w:tcW w:type="dxa" w:w="2016"/>
+            <w:tcBorders>
+              <w:top w:val="single" w:sz="8" w:space="0" w:color="000000"/>
+              <w:left w:val="single" w:sz="8" w:space="0" w:color="000000"/>
+              <w:bottom w:val="single" w:sz="8" w:space="0" w:color="000000"/>
+              <w:right w:val="single" w:sz="8" w:space="0" w:color="000000"/>
+            </w:tcBorders>
             <w:vAlign w:val="center"/>
           </w:tcPr>
           <w:p>
@@ -62,6 +76,12 @@
         <w:tc>
           <w:tcPr>
             <w:tcW w:type="dxa" w:w="2016"/>
+            <w:tcBorders>
+              <w:top w:val="single" w:sz="8" w:space="0" w:color="000000"/>
+              <w:left w:val="single" w:sz="8" w:space="0" w:color="000000"/>
+              <w:bottom w:val="single" w:sz="8" w:space="0" w:color="000000"/>
+              <w:right w:val="single" w:sz="8" w:space="0" w:color="000000"/>
+            </w:tcBorders>
             <w:vAlign w:val="center"/>
           </w:tcPr>
           <w:p>
@@ -84,6 +104,12 @@
         <w:tc>
           <w:tcPr>
             <w:tcW w:type="dxa" w:w="2016"/>
+            <w:tcBorders>
+              <w:top w:val="single" w:sz="8" w:space="0" w:color="000000"/>
+              <w:left w:val="single" w:sz="8" w:space="0" w:color="000000"/>
+              <w:bottom w:val="single" w:sz="8" w:space="0" w:color="000000"/>
+              <w:right w:val="single" w:sz="8" w:space="0" w:color="000000"/>
+            </w:tcBorders>
             <w:vAlign w:val="center"/>
           </w:tcPr>
           <w:p>
@@ -106,6 +132,12 @@
         <w:tc>
           <w:tcPr>
             <w:tcW w:type="dxa" w:w="2016"/>
+            <w:tcBorders>
+              <w:top w:val="single" w:sz="8" w:space="0" w:color="000000"/>
+              <w:left w:val="single" w:sz="8" w:space="0" w:color="000000"/>
+              <w:bottom w:val="single" w:sz="8" w:space="0" w:color="000000"/>
+              <w:right w:val="single" w:sz="8" w:space="0" w:color="000000"/>
+            </w:tcBorders>
             <w:vAlign w:val="center"/>
           </w:tcPr>
           <w:p>
@@ -128,6 +160,12 @@
         <w:tc>
           <w:tcPr>
             <w:tcW w:type="dxa" w:w="2016"/>
+            <w:tcBorders>
+              <w:top w:val="single" w:sz="8" w:space="0" w:color="000000"/>
+              <w:left w:val="single" w:sz="8" w:space="0" w:color="000000"/>
+              <w:bottom w:val="single" w:sz="8" w:space="0" w:color="000000"/>
+              <w:right w:val="single" w:sz="8" w:space="0" w:color="000000"/>
+            </w:tcBorders>
             <w:vAlign w:val="center"/>
           </w:tcPr>
           <w:p>
@@ -150,6 +188,12 @@
         <w:tc>
           <w:tcPr>
             <w:tcW w:type="dxa" w:w="2016"/>
+            <w:tcBorders>
+              <w:top w:val="single" w:sz="8" w:space="0" w:color="000000"/>
+              <w:left w:val="single" w:sz="8" w:space="0" w:color="000000"/>
+              <w:bottom w:val="single" w:sz="8" w:space="0" w:color="000000"/>
+              <w:right w:val="single" w:sz="8" w:space="0" w:color="000000"/>
+            </w:tcBorders>
             <w:vAlign w:val="center"/>
           </w:tcPr>
           <w:p>
@@ -172,6 +216,12 @@
         <w:tc>
           <w:tcPr>
             <w:tcW w:type="dxa" w:w="2016"/>
+            <w:tcBorders>
+              <w:top w:val="single" w:sz="8" w:space="0" w:color="000000"/>
+              <w:left w:val="single" w:sz="8" w:space="0" w:color="000000"/>
+              <w:bottom w:val="single" w:sz="8" w:space="0" w:color="000000"/>
+              <w:right w:val="single" w:sz="8" w:space="0" w:color="000000"/>
+            </w:tcBorders>
             <w:vAlign w:val="center"/>
           </w:tcPr>
           <w:p>
@@ -197,6 +247,12 @@
           <w:tcPr>
             <w:tcW w:type="dxa" w:w="2016"/>
             <w:vMerge w:val="restart"/>
+            <w:tcBorders>
+              <w:top w:val="single" w:sz="8" w:space="0" w:color="000000"/>
+              <w:left w:val="single" w:sz="8" w:space="0" w:color="000000"/>
+              <w:bottom w:val="single" w:sz="8" w:space="0" w:color="000000"/>
+              <w:right w:val="single" w:sz="8" w:space="0" w:color="000000"/>
+            </w:tcBorders>
             <w:vAlign w:val="center"/>
           </w:tcPr>
           <w:p>
@@ -279,6 +335,12 @@
         <w:tc>
           <w:tcPr>
             <w:tcW w:type="dxa" w:w="2016"/>
+            <w:tcBorders>
+              <w:top w:val="single" w:sz="8" w:space="0" w:color="000000"/>
+              <w:left w:val="single" w:sz="8" w:space="0" w:color="000000"/>
+              <w:bottom w:val="single" w:sz="8" w:space="0" w:color="000000"/>
+              <w:right w:val="single" w:sz="8" w:space="0" w:color="000000"/>
+            </w:tcBorders>
             <w:vAlign w:val="center"/>
           </w:tcPr>
           <w:p>
@@ -301,6 +363,12 @@
         <w:tc>
           <w:tcPr>
             <w:tcW w:type="dxa" w:w="2016"/>
+            <w:tcBorders>
+              <w:top w:val="single" w:sz="8" w:space="0" w:color="000000"/>
+              <w:left w:val="single" w:sz="8" w:space="0" w:color="000000"/>
+              <w:bottom w:val="single" w:sz="8" w:space="0" w:color="000000"/>
+              <w:right w:val="single" w:sz="8" w:space="0" w:color="000000"/>
+            </w:tcBorders>
             <w:vAlign w:val="center"/>
           </w:tcPr>
           <w:p>
@@ -323,6 +391,12 @@
         <w:tc>
           <w:tcPr>
             <w:tcW w:type="dxa" w:w="2016"/>
+            <w:tcBorders>
+              <w:top w:val="single" w:sz="8" w:space="0" w:color="000000"/>
+              <w:left w:val="single" w:sz="8" w:space="0" w:color="000000"/>
+              <w:bottom w:val="single" w:sz="8" w:space="0" w:color="000000"/>
+              <w:right w:val="single" w:sz="8" w:space="0" w:color="000000"/>
+            </w:tcBorders>
             <w:vAlign w:val="center"/>
           </w:tcPr>
           <w:p>
@@ -345,6 +419,12 @@
         <w:tc>
           <w:tcPr>
             <w:tcW w:type="dxa" w:w="2016"/>
+            <w:tcBorders>
+              <w:top w:val="single" w:sz="8" w:space="0" w:color="000000"/>
+              <w:left w:val="single" w:sz="8" w:space="0" w:color="000000"/>
+              <w:bottom w:val="single" w:sz="8" w:space="0" w:color="000000"/>
+              <w:right w:val="single" w:sz="8" w:space="0" w:color="000000"/>
+            </w:tcBorders>
             <w:vAlign w:val="center"/>
           </w:tcPr>
           <w:p>
@@ -367,6 +447,12 @@
         <w:tc>
           <w:tcPr>
             <w:tcW w:type="dxa" w:w="2016"/>
+            <w:tcBorders>
+              <w:top w:val="single" w:sz="8" w:space="0" w:color="000000"/>
+              <w:left w:val="single" w:sz="8" w:space="0" w:color="000000"/>
+              <w:bottom w:val="single" w:sz="8" w:space="0" w:color="000000"/>
+              <w:right w:val="single" w:sz="8" w:space="0" w:color="000000"/>
+            </w:tcBorders>
             <w:vAlign w:val="center"/>
           </w:tcPr>
           <w:p>
@@ -389,6 +475,12 @@
         <w:tc>
           <w:tcPr>
             <w:tcW w:type="dxa" w:w="2016"/>
+            <w:tcBorders>
+              <w:top w:val="single" w:sz="8" w:space="0" w:color="000000"/>
+              <w:left w:val="single" w:sz="8" w:space="0" w:color="000000"/>
+              <w:bottom w:val="single" w:sz="8" w:space="0" w:color="000000"/>
+              <w:right w:val="single" w:sz="8" w:space="0" w:color="000000"/>
+            </w:tcBorders>
             <w:vAlign w:val="center"/>
           </w:tcPr>
           <w:p>
@@ -421,6 +513,12 @@
         <w:tc>
           <w:tcPr>
             <w:tcW w:type="dxa" w:w="2016"/>
+            <w:tcBorders>
+              <w:top w:val="single" w:sz="8" w:space="0" w:color="000000"/>
+              <w:left w:val="single" w:sz="8" w:space="0" w:color="000000"/>
+              <w:bottom w:val="single" w:sz="8" w:space="0" w:color="000000"/>
+              <w:right w:val="single" w:sz="8" w:space="0" w:color="000000"/>
+            </w:tcBorders>
             <w:vAlign w:val="center"/>
           </w:tcPr>
           <w:p>
@@ -443,6 +541,12 @@
         <w:tc>
           <w:tcPr>
             <w:tcW w:type="dxa" w:w="2016"/>
+            <w:tcBorders>
+              <w:top w:val="single" w:sz="8" w:space="0" w:color="000000"/>
+              <w:left w:val="single" w:sz="8" w:space="0" w:color="000000"/>
+              <w:bottom w:val="single" w:sz="8" w:space="0" w:color="000000"/>
+              <w:right w:val="single" w:sz="8" w:space="0" w:color="000000"/>
+            </w:tcBorders>
             <w:vAlign w:val="center"/>
           </w:tcPr>
           <w:p>
@@ -465,6 +569,12 @@
         <w:tc>
           <w:tcPr>
             <w:tcW w:type="dxa" w:w="2016"/>
+            <w:tcBorders>
+              <w:top w:val="single" w:sz="8" w:space="0" w:color="000000"/>
+              <w:left w:val="single" w:sz="8" w:space="0" w:color="000000"/>
+              <w:bottom w:val="single" w:sz="8" w:space="0" w:color="000000"/>
+              <w:right w:val="single" w:sz="8" w:space="0" w:color="000000"/>
+            </w:tcBorders>
             <w:vAlign w:val="center"/>
           </w:tcPr>
           <w:p>
@@ -487,6 +597,12 @@
         <w:tc>
           <w:tcPr>
             <w:tcW w:type="dxa" w:w="2016"/>
+            <w:tcBorders>
+              <w:top w:val="single" w:sz="8" w:space="0" w:color="000000"/>
+              <w:left w:val="single" w:sz="8" w:space="0" w:color="000000"/>
+              <w:bottom w:val="single" w:sz="8" w:space="0" w:color="000000"/>
+              <w:right w:val="single" w:sz="8" w:space="0" w:color="000000"/>
+            </w:tcBorders>
             <w:vAlign w:val="center"/>
           </w:tcPr>
           <w:p>
@@ -509,6 +625,12 @@
         <w:tc>
           <w:tcPr>
             <w:tcW w:type="dxa" w:w="2016"/>
+            <w:tcBorders>
+              <w:top w:val="single" w:sz="8" w:space="0" w:color="000000"/>
+              <w:left w:val="single" w:sz="8" w:space="0" w:color="000000"/>
+              <w:bottom w:val="single" w:sz="8" w:space="0" w:color="000000"/>
+              <w:right w:val="single" w:sz="8" w:space="0" w:color="000000"/>
+            </w:tcBorders>
             <w:vAlign w:val="center"/>
           </w:tcPr>
           <w:p>
@@ -531,6 +653,12 @@
         <w:tc>
           <w:tcPr>
             <w:tcW w:type="dxa" w:w="2016"/>
+            <w:tcBorders>
+              <w:top w:val="single" w:sz="8" w:space="0" w:color="000000"/>
+              <w:left w:val="single" w:sz="8" w:space="0" w:color="000000"/>
+              <w:bottom w:val="single" w:sz="8" w:space="0" w:color="000000"/>
+              <w:right w:val="single" w:sz="8" w:space="0" w:color="000000"/>
+            </w:tcBorders>
             <w:vAlign w:val="center"/>
           </w:tcPr>
           <w:p>
@@ -563,6 +691,12 @@
         <w:tc>
           <w:tcPr>
             <w:tcW w:type="dxa" w:w="2016"/>
+            <w:tcBorders>
+              <w:top w:val="single" w:sz="8" w:space="0" w:color="000000"/>
+              <w:left w:val="single" w:sz="8" w:space="0" w:color="000000"/>
+              <w:bottom w:val="single" w:sz="8" w:space="0" w:color="000000"/>
+              <w:right w:val="single" w:sz="8" w:space="0" w:color="000000"/>
+            </w:tcBorders>
             <w:vAlign w:val="center"/>
           </w:tcPr>
           <w:p>
@@ -585,6 +719,12 @@
         <w:tc>
           <w:tcPr>
             <w:tcW w:type="dxa" w:w="2016"/>
+            <w:tcBorders>
+              <w:top w:val="single" w:sz="8" w:space="0" w:color="000000"/>
+              <w:left w:val="single" w:sz="8" w:space="0" w:color="000000"/>
+              <w:bottom w:val="single" w:sz="8" w:space="0" w:color="000000"/>
+              <w:right w:val="single" w:sz="8" w:space="0" w:color="000000"/>
+            </w:tcBorders>
             <w:vAlign w:val="center"/>
           </w:tcPr>
           <w:p>
@@ -607,6 +747,12 @@
         <w:tc>
           <w:tcPr>
             <w:tcW w:type="dxa" w:w="2016"/>
+            <w:tcBorders>
+              <w:top w:val="single" w:sz="8" w:space="0" w:color="000000"/>
+              <w:left w:val="single" w:sz="8" w:space="0" w:color="000000"/>
+              <w:bottom w:val="single" w:sz="8" w:space="0" w:color="000000"/>
+              <w:right w:val="single" w:sz="8" w:space="0" w:color="000000"/>
+            </w:tcBorders>
             <w:vAlign w:val="center"/>
           </w:tcPr>
           <w:p>
@@ -629,6 +775,12 @@
         <w:tc>
           <w:tcPr>
             <w:tcW w:type="dxa" w:w="2016"/>
+            <w:tcBorders>
+              <w:top w:val="single" w:sz="8" w:space="0" w:color="000000"/>
+              <w:left w:val="single" w:sz="8" w:space="0" w:color="000000"/>
+              <w:bottom w:val="single" w:sz="8" w:space="0" w:color="000000"/>
+              <w:right w:val="single" w:sz="8" w:space="0" w:color="000000"/>
+            </w:tcBorders>
             <w:vAlign w:val="center"/>
           </w:tcPr>
           <w:p>
@@ -651,6 +803,12 @@
         <w:tc>
           <w:tcPr>
             <w:tcW w:type="dxa" w:w="2016"/>
+            <w:tcBorders>
+              <w:top w:val="single" w:sz="8" w:space="0" w:color="000000"/>
+              <w:left w:val="single" w:sz="8" w:space="0" w:color="000000"/>
+              <w:bottom w:val="single" w:sz="8" w:space="0" w:color="000000"/>
+              <w:right w:val="single" w:sz="8" w:space="0" w:color="000000"/>
+            </w:tcBorders>
             <w:vAlign w:val="center"/>
           </w:tcPr>
           <w:p>
@@ -673,6 +831,12 @@
         <w:tc>
           <w:tcPr>
             <w:tcW w:type="dxa" w:w="2016"/>
+            <w:tcBorders>
+              <w:top w:val="single" w:sz="8" w:space="0" w:color="000000"/>
+              <w:left w:val="single" w:sz="8" w:space="0" w:color="000000"/>
+              <w:bottom w:val="single" w:sz="8" w:space="0" w:color="000000"/>
+              <w:right w:val="single" w:sz="8" w:space="0" w:color="000000"/>
+            </w:tcBorders>
             <w:vAlign w:val="center"/>
           </w:tcPr>
           <w:p>
@@ -705,6 +869,12 @@
         <w:tc>
           <w:tcPr>
             <w:tcW w:type="dxa" w:w="2016"/>
+            <w:tcBorders>
+              <w:top w:val="single" w:sz="8" w:space="0" w:color="000000"/>
+              <w:left w:val="single" w:sz="8" w:space="0" w:color="000000"/>
+              <w:bottom w:val="single" w:sz="8" w:space="0" w:color="000000"/>
+              <w:right w:val="single" w:sz="8" w:space="0" w:color="000000"/>
+            </w:tcBorders>
             <w:vAlign w:val="center"/>
           </w:tcPr>
           <w:p>
@@ -727,6 +897,12 @@
         <w:tc>
           <w:tcPr>
             <w:tcW w:type="dxa" w:w="2016"/>
+            <w:tcBorders>
+              <w:top w:val="single" w:sz="8" w:space="0" w:color="000000"/>
+              <w:left w:val="single" w:sz="8" w:space="0" w:color="000000"/>
+              <w:bottom w:val="single" w:sz="8" w:space="0" w:color="000000"/>
+              <w:right w:val="single" w:sz="8" w:space="0" w:color="000000"/>
+            </w:tcBorders>
             <w:vAlign w:val="center"/>
           </w:tcPr>
           <w:p>
@@ -749,6 +925,12 @@
         <w:tc>
           <w:tcPr>
             <w:tcW w:type="dxa" w:w="2016"/>
+            <w:tcBorders>
+              <w:top w:val="single" w:sz="8" w:space="0" w:color="000000"/>
+              <w:left w:val="single" w:sz="8" w:space="0" w:color="000000"/>
+              <w:bottom w:val="single" w:sz="8" w:space="0" w:color="000000"/>
+              <w:right w:val="single" w:sz="8" w:space="0" w:color="000000"/>
+            </w:tcBorders>
             <w:vAlign w:val="center"/>
           </w:tcPr>
           <w:p>
@@ -771,6 +953,12 @@
         <w:tc>
           <w:tcPr>
             <w:tcW w:type="dxa" w:w="2016"/>
+            <w:tcBorders>
+              <w:top w:val="single" w:sz="8" w:space="0" w:color="000000"/>
+              <w:left w:val="single" w:sz="8" w:space="0" w:color="000000"/>
+              <w:bottom w:val="single" w:sz="8" w:space="0" w:color="000000"/>
+              <w:right w:val="single" w:sz="8" w:space="0" w:color="000000"/>
+            </w:tcBorders>
             <w:vAlign w:val="center"/>
           </w:tcPr>
           <w:p>
@@ -793,6 +981,12 @@
         <w:tc>
           <w:tcPr>
             <w:tcW w:type="dxa" w:w="2016"/>
+            <w:tcBorders>
+              <w:top w:val="single" w:sz="8" w:space="0" w:color="000000"/>
+              <w:left w:val="single" w:sz="8" w:space="0" w:color="000000"/>
+              <w:bottom w:val="single" w:sz="8" w:space="0" w:color="000000"/>
+              <w:right w:val="single" w:sz="8" w:space="0" w:color="000000"/>
+            </w:tcBorders>
             <w:vAlign w:val="center"/>
           </w:tcPr>
           <w:p>
@@ -815,6 +1009,12 @@
         <w:tc>
           <w:tcPr>
             <w:tcW w:type="dxa" w:w="2016"/>
+            <w:tcBorders>
+              <w:top w:val="single" w:sz="8" w:space="0" w:color="000000"/>
+              <w:left w:val="single" w:sz="8" w:space="0" w:color="000000"/>
+              <w:bottom w:val="single" w:sz="8" w:space="0" w:color="000000"/>
+              <w:right w:val="single" w:sz="8" w:space="0" w:color="000000"/>
+            </w:tcBorders>
             <w:vAlign w:val="center"/>
           </w:tcPr>
           <w:p>
@@ -847,6 +1047,12 @@
         <w:tc>
           <w:tcPr>
             <w:tcW w:type="dxa" w:w="2016"/>
+            <w:tcBorders>
+              <w:top w:val="single" w:sz="8" w:space="0" w:color="000000"/>
+              <w:left w:val="single" w:sz="8" w:space="0" w:color="000000"/>
+              <w:bottom w:val="single" w:sz="8" w:space="0" w:color="000000"/>
+              <w:right w:val="single" w:sz="8" w:space="0" w:color="000000"/>
+            </w:tcBorders>
             <w:vAlign w:val="center"/>
           </w:tcPr>
           <w:p>
@@ -869,6 +1075,12 @@
         <w:tc>
           <w:tcPr>
             <w:tcW w:type="dxa" w:w="2016"/>
+            <w:tcBorders>
+              <w:top w:val="single" w:sz="8" w:space="0" w:color="000000"/>
+              <w:left w:val="single" w:sz="8" w:space="0" w:color="000000"/>
+              <w:bottom w:val="single" w:sz="8" w:space="0" w:color="000000"/>
+              <w:right w:val="single" w:sz="8" w:space="0" w:color="000000"/>
+            </w:tcBorders>
             <w:vAlign w:val="center"/>
           </w:tcPr>
           <w:p>
@@ -891,6 +1103,12 @@
         <w:tc>
           <w:tcPr>
             <w:tcW w:type="dxa" w:w="2016"/>
+            <w:tcBorders>
+              <w:top w:val="single" w:sz="8" w:space="0" w:color="000000"/>
+              <w:left w:val="single" w:sz="8" w:space="0" w:color="000000"/>
+              <w:bottom w:val="single" w:sz="8" w:space="0" w:color="000000"/>
+              <w:right w:val="single" w:sz="8" w:space="0" w:color="000000"/>
+            </w:tcBorders>
             <w:vAlign w:val="center"/>
           </w:tcPr>
           <w:p>
@@ -913,6 +1131,12 @@
         <w:tc>
           <w:tcPr>
             <w:tcW w:type="dxa" w:w="2016"/>
+            <w:tcBorders>
+              <w:top w:val="single" w:sz="8" w:space="0" w:color="000000"/>
+              <w:left w:val="single" w:sz="8" w:space="0" w:color="000000"/>
+              <w:bottom w:val="single" w:sz="8" w:space="0" w:color="000000"/>
+              <w:right w:val="single" w:sz="8" w:space="0" w:color="000000"/>
+            </w:tcBorders>
             <w:vAlign w:val="center"/>
           </w:tcPr>
           <w:p>
@@ -935,6 +1159,12 @@
         <w:tc>
           <w:tcPr>
             <w:tcW w:type="dxa" w:w="2016"/>
+            <w:tcBorders>
+              <w:top w:val="single" w:sz="8" w:space="0" w:color="000000"/>
+              <w:left w:val="single" w:sz="8" w:space="0" w:color="000000"/>
+              <w:bottom w:val="single" w:sz="8" w:space="0" w:color="000000"/>
+              <w:right w:val="single" w:sz="8" w:space="0" w:color="000000"/>
+            </w:tcBorders>
             <w:vAlign w:val="center"/>
           </w:tcPr>
           <w:p>
@@ -957,6 +1187,12 @@
         <w:tc>
           <w:tcPr>
             <w:tcW w:type="dxa" w:w="2016"/>
+            <w:tcBorders>
+              <w:top w:val="single" w:sz="8" w:space="0" w:color="000000"/>
+              <w:left w:val="single" w:sz="8" w:space="0" w:color="000000"/>
+              <w:bottom w:val="single" w:sz="8" w:space="0" w:color="000000"/>
+              <w:right w:val="single" w:sz="8" w:space="0" w:color="000000"/>
+            </w:tcBorders>
             <w:vAlign w:val="center"/>
           </w:tcPr>
           <w:p>
@@ -982,6 +1218,12 @@
           <w:tcPr>
             <w:tcW w:type="dxa" w:w="2016"/>
             <w:vMerge w:val="restart"/>
+            <w:tcBorders>
+              <w:top w:val="single" w:sz="8" w:space="0" w:color="000000"/>
+              <w:left w:val="single" w:sz="8" w:space="0" w:color="000000"/>
+              <w:bottom w:val="single" w:sz="8" w:space="0" w:color="000000"/>
+              <w:right w:val="single" w:sz="8" w:space="0" w:color="000000"/>
+            </w:tcBorders>
             <w:vAlign w:val="center"/>
           </w:tcPr>
           <w:p>
@@ -1064,6 +1306,12 @@
         <w:tc>
           <w:tcPr>
             <w:tcW w:type="dxa" w:w="2016"/>
+            <w:tcBorders>
+              <w:top w:val="single" w:sz="8" w:space="0" w:color="000000"/>
+              <w:left w:val="single" w:sz="8" w:space="0" w:color="000000"/>
+              <w:bottom w:val="single" w:sz="8" w:space="0" w:color="000000"/>
+              <w:right w:val="single" w:sz="8" w:space="0" w:color="000000"/>
+            </w:tcBorders>
             <w:vAlign w:val="center"/>
           </w:tcPr>
           <w:p>
@@ -1086,6 +1334,12 @@
         <w:tc>
           <w:tcPr>
             <w:tcW w:type="dxa" w:w="2016"/>
+            <w:tcBorders>
+              <w:top w:val="single" w:sz="8" w:space="0" w:color="000000"/>
+              <w:left w:val="single" w:sz="8" w:space="0" w:color="000000"/>
+              <w:bottom w:val="single" w:sz="8" w:space="0" w:color="000000"/>
+              <w:right w:val="single" w:sz="8" w:space="0" w:color="000000"/>
+            </w:tcBorders>
             <w:vAlign w:val="center"/>
           </w:tcPr>
           <w:p>
@@ -1108,6 +1362,12 @@
         <w:tc>
           <w:tcPr>
             <w:tcW w:type="dxa" w:w="2016"/>
+            <w:tcBorders>
+              <w:top w:val="single" w:sz="8" w:space="0" w:color="000000"/>
+              <w:left w:val="single" w:sz="8" w:space="0" w:color="000000"/>
+              <w:bottom w:val="single" w:sz="8" w:space="0" w:color="000000"/>
+              <w:right w:val="single" w:sz="8" w:space="0" w:color="000000"/>
+            </w:tcBorders>
             <w:vAlign w:val="center"/>
           </w:tcPr>
           <w:p>
@@ -1130,6 +1390,12 @@
         <w:tc>
           <w:tcPr>
             <w:tcW w:type="dxa" w:w="2016"/>
+            <w:tcBorders>
+              <w:top w:val="single" w:sz="8" w:space="0" w:color="000000"/>
+              <w:left w:val="single" w:sz="8" w:space="0" w:color="000000"/>
+              <w:bottom w:val="single" w:sz="8" w:space="0" w:color="000000"/>
+              <w:right w:val="single" w:sz="8" w:space="0" w:color="000000"/>
+            </w:tcBorders>
             <w:vAlign w:val="center"/>
           </w:tcPr>
           <w:p>
@@ -1152,6 +1418,12 @@
         <w:tc>
           <w:tcPr>
             <w:tcW w:type="dxa" w:w="2016"/>
+            <w:tcBorders>
+              <w:top w:val="single" w:sz="8" w:space="0" w:color="000000"/>
+              <w:left w:val="single" w:sz="8" w:space="0" w:color="000000"/>
+              <w:bottom w:val="single" w:sz="8" w:space="0" w:color="000000"/>
+              <w:right w:val="single" w:sz="8" w:space="0" w:color="000000"/>
+            </w:tcBorders>
             <w:vAlign w:val="center"/>
           </w:tcPr>
           <w:p>
@@ -1174,6 +1446,12 @@
         <w:tc>
           <w:tcPr>
             <w:tcW w:type="dxa" w:w="2016"/>
+            <w:tcBorders>
+              <w:top w:val="single" w:sz="8" w:space="0" w:color="000000"/>
+              <w:left w:val="single" w:sz="8" w:space="0" w:color="000000"/>
+              <w:bottom w:val="single" w:sz="8" w:space="0" w:color="000000"/>
+              <w:right w:val="single" w:sz="8" w:space="0" w:color="000000"/>
+            </w:tcBorders>
             <w:vAlign w:val="center"/>
           </w:tcPr>
           <w:p>
@@ -1206,6 +1484,12 @@
         <w:tc>
           <w:tcPr>
             <w:tcW w:type="dxa" w:w="2016"/>
+            <w:tcBorders>
+              <w:top w:val="single" w:sz="8" w:space="0" w:color="000000"/>
+              <w:left w:val="single" w:sz="8" w:space="0" w:color="000000"/>
+              <w:bottom w:val="single" w:sz="8" w:space="0" w:color="000000"/>
+              <w:right w:val="single" w:sz="8" w:space="0" w:color="000000"/>
+            </w:tcBorders>
             <w:vAlign w:val="center"/>
           </w:tcPr>
           <w:p>
@@ -1228,6 +1512,12 @@
         <w:tc>
           <w:tcPr>
             <w:tcW w:type="dxa" w:w="2016"/>
+            <w:tcBorders>
+              <w:top w:val="single" w:sz="8" w:space="0" w:color="000000"/>
+              <w:left w:val="single" w:sz="8" w:space="0" w:color="000000"/>
+              <w:bottom w:val="single" w:sz="8" w:space="0" w:color="000000"/>
+              <w:right w:val="single" w:sz="8" w:space="0" w:color="000000"/>
+            </w:tcBorders>
             <w:vAlign w:val="center"/>
           </w:tcPr>
           <w:p>
@@ -1250,6 +1540,12 @@
         <w:tc>
           <w:tcPr>
             <w:tcW w:type="dxa" w:w="2016"/>
+            <w:tcBorders>
+              <w:top w:val="single" w:sz="8" w:space="0" w:color="000000"/>
+              <w:left w:val="single" w:sz="8" w:space="0" w:color="000000"/>
+              <w:bottom w:val="single" w:sz="8" w:space="0" w:color="000000"/>
+              <w:right w:val="single" w:sz="8" w:space="0" w:color="000000"/>
+            </w:tcBorders>
             <w:vAlign w:val="center"/>
           </w:tcPr>
           <w:p>
@@ -1272,6 +1568,12 @@
         <w:tc>
           <w:tcPr>
             <w:tcW w:type="dxa" w:w="2016"/>
+            <w:tcBorders>
+              <w:top w:val="single" w:sz="8" w:space="0" w:color="000000"/>
+              <w:left w:val="single" w:sz="8" w:space="0" w:color="000000"/>
+              <w:bottom w:val="single" w:sz="8" w:space="0" w:color="000000"/>
+              <w:right w:val="single" w:sz="8" w:space="0" w:color="000000"/>
+            </w:tcBorders>
             <w:vAlign w:val="center"/>
           </w:tcPr>
           <w:p>
@@ -1294,6 +1596,12 @@
         <w:tc>
           <w:tcPr>
             <w:tcW w:type="dxa" w:w="2016"/>
+            <w:tcBorders>
+              <w:top w:val="single" w:sz="8" w:space="0" w:color="000000"/>
+              <w:left w:val="single" w:sz="8" w:space="0" w:color="000000"/>
+              <w:bottom w:val="single" w:sz="8" w:space="0" w:color="000000"/>
+              <w:right w:val="single" w:sz="8" w:space="0" w:color="000000"/>
+            </w:tcBorders>
             <w:vAlign w:val="center"/>
           </w:tcPr>
           <w:p>
@@ -1316,6 +1624,12 @@
         <w:tc>
           <w:tcPr>
             <w:tcW w:type="dxa" w:w="2016"/>
+            <w:tcBorders>
+              <w:top w:val="single" w:sz="8" w:space="0" w:color="000000"/>
+              <w:left w:val="single" w:sz="8" w:space="0" w:color="000000"/>
+              <w:bottom w:val="single" w:sz="8" w:space="0" w:color="000000"/>
+              <w:right w:val="single" w:sz="8" w:space="0" w:color="000000"/>
+            </w:tcBorders>
             <w:vAlign w:val="center"/>
           </w:tcPr>
           <w:p>
@@ -1348,6 +1662,12 @@
         <w:tc>
           <w:tcPr>
             <w:tcW w:type="dxa" w:w="2016"/>
+            <w:tcBorders>
+              <w:top w:val="single" w:sz="8" w:space="0" w:color="000000"/>
+              <w:left w:val="single" w:sz="8" w:space="0" w:color="000000"/>
+              <w:bottom w:val="single" w:sz="8" w:space="0" w:color="000000"/>
+              <w:right w:val="single" w:sz="8" w:space="0" w:color="000000"/>
+            </w:tcBorders>
             <w:vAlign w:val="center"/>
           </w:tcPr>
           <w:p>
@@ -1370,6 +1690,12 @@
         <w:tc>
           <w:tcPr>
             <w:tcW w:type="dxa" w:w="2016"/>
+            <w:tcBorders>
+              <w:top w:val="single" w:sz="8" w:space="0" w:color="000000"/>
+              <w:left w:val="single" w:sz="8" w:space="0" w:color="000000"/>
+              <w:bottom w:val="single" w:sz="8" w:space="0" w:color="000000"/>
+              <w:right w:val="single" w:sz="8" w:space="0" w:color="000000"/>
+            </w:tcBorders>
             <w:vAlign w:val="center"/>
           </w:tcPr>
           <w:p>
@@ -1392,6 +1718,12 @@
         <w:tc>
           <w:tcPr>
             <w:tcW w:type="dxa" w:w="2016"/>
+            <w:tcBorders>
+              <w:top w:val="single" w:sz="8" w:space="0" w:color="000000"/>
+              <w:left w:val="single" w:sz="8" w:space="0" w:color="000000"/>
+              <w:bottom w:val="single" w:sz="8" w:space="0" w:color="000000"/>
+              <w:right w:val="single" w:sz="8" w:space="0" w:color="000000"/>
+            </w:tcBorders>
             <w:vAlign w:val="center"/>
           </w:tcPr>
           <w:p>
@@ -1414,6 +1746,12 @@
         <w:tc>
           <w:tcPr>
             <w:tcW w:type="dxa" w:w="2016"/>
+            <w:tcBorders>
+              <w:top w:val="single" w:sz="8" w:space="0" w:color="000000"/>
+              <w:left w:val="single" w:sz="8" w:space="0" w:color="000000"/>
+              <w:bottom w:val="single" w:sz="8" w:space="0" w:color="000000"/>
+              <w:right w:val="single" w:sz="8" w:space="0" w:color="000000"/>
+            </w:tcBorders>
             <w:vAlign w:val="center"/>
           </w:tcPr>
           <w:p>
@@ -1436,6 +1774,12 @@
         <w:tc>
           <w:tcPr>
             <w:tcW w:type="dxa" w:w="2016"/>
+            <w:tcBorders>
+              <w:top w:val="single" w:sz="8" w:space="0" w:color="000000"/>
+              <w:left w:val="single" w:sz="8" w:space="0" w:color="000000"/>
+              <w:bottom w:val="single" w:sz="8" w:space="0" w:color="000000"/>
+              <w:right w:val="single" w:sz="8" w:space="0" w:color="000000"/>
+            </w:tcBorders>
             <w:vAlign w:val="center"/>
           </w:tcPr>
           <w:p>
@@ -1458,6 +1802,12 @@
         <w:tc>
           <w:tcPr>
             <w:tcW w:type="dxa" w:w="2016"/>
+            <w:tcBorders>
+              <w:top w:val="single" w:sz="8" w:space="0" w:color="000000"/>
+              <w:left w:val="single" w:sz="8" w:space="0" w:color="000000"/>
+              <w:bottom w:val="single" w:sz="8" w:space="0" w:color="000000"/>
+              <w:right w:val="single" w:sz="8" w:space="0" w:color="000000"/>
+            </w:tcBorders>
             <w:vAlign w:val="center"/>
           </w:tcPr>
           <w:p>
@@ -1490,6 +1840,12 @@
         <w:tc>
           <w:tcPr>
             <w:tcW w:type="dxa" w:w="2016"/>
+            <w:tcBorders>
+              <w:top w:val="single" w:sz="8" w:space="0" w:color="000000"/>
+              <w:left w:val="single" w:sz="8" w:space="0" w:color="000000"/>
+              <w:bottom w:val="single" w:sz="8" w:space="0" w:color="000000"/>
+              <w:right w:val="single" w:sz="8" w:space="0" w:color="000000"/>
+            </w:tcBorders>
             <w:vAlign w:val="center"/>
           </w:tcPr>
           <w:p>
@@ -1512,6 +1868,12 @@
         <w:tc>
           <w:tcPr>
             <w:tcW w:type="dxa" w:w="2016"/>
+            <w:tcBorders>
+              <w:top w:val="single" w:sz="8" w:space="0" w:color="000000"/>
+              <w:left w:val="single" w:sz="8" w:space="0" w:color="000000"/>
+              <w:bottom w:val="single" w:sz="8" w:space="0" w:color="000000"/>
+              <w:right w:val="single" w:sz="8" w:space="0" w:color="000000"/>
+            </w:tcBorders>
             <w:vAlign w:val="center"/>
           </w:tcPr>
           <w:p>
@@ -1534,6 +1896,12 @@
         <w:tc>
           <w:tcPr>
             <w:tcW w:type="dxa" w:w="2016"/>
+            <w:tcBorders>
+              <w:top w:val="single" w:sz="8" w:space="0" w:color="000000"/>
+              <w:left w:val="single" w:sz="8" w:space="0" w:color="000000"/>
+              <w:bottom w:val="single" w:sz="8" w:space="0" w:color="000000"/>
+              <w:right w:val="single" w:sz="8" w:space="0" w:color="000000"/>
+            </w:tcBorders>
             <w:vAlign w:val="center"/>
           </w:tcPr>
           <w:p>
@@ -1556,6 +1924,12 @@
         <w:tc>
           <w:tcPr>
             <w:tcW w:type="dxa" w:w="2016"/>
+            <w:tcBorders>
+              <w:top w:val="single" w:sz="8" w:space="0" w:color="000000"/>
+              <w:left w:val="single" w:sz="8" w:space="0" w:color="000000"/>
+              <w:bottom w:val="single" w:sz="8" w:space="0" w:color="000000"/>
+              <w:right w:val="single" w:sz="8" w:space="0" w:color="000000"/>
+            </w:tcBorders>
             <w:vAlign w:val="center"/>
           </w:tcPr>
           <w:p>
@@ -1578,6 +1952,12 @@
         <w:tc>
           <w:tcPr>
             <w:tcW w:type="dxa" w:w="2016"/>
+            <w:tcBorders>
+              <w:top w:val="single" w:sz="8" w:space="0" w:color="000000"/>
+              <w:left w:val="single" w:sz="8" w:space="0" w:color="000000"/>
+              <w:bottom w:val="single" w:sz="8" w:space="0" w:color="000000"/>
+              <w:right w:val="single" w:sz="8" w:space="0" w:color="000000"/>
+            </w:tcBorders>
             <w:vAlign w:val="center"/>
           </w:tcPr>
           <w:p>
@@ -1600,6 +1980,12 @@
         <w:tc>
           <w:tcPr>
             <w:tcW w:type="dxa" w:w="2016"/>
+            <w:tcBorders>
+              <w:top w:val="single" w:sz="8" w:space="0" w:color="000000"/>
+              <w:left w:val="single" w:sz="8" w:space="0" w:color="000000"/>
+              <w:bottom w:val="single" w:sz="8" w:space="0" w:color="000000"/>
+              <w:right w:val="single" w:sz="8" w:space="0" w:color="000000"/>
+            </w:tcBorders>
             <w:vAlign w:val="center"/>
           </w:tcPr>
           <w:p>
@@ -1632,6 +2018,12 @@
         <w:tc>
           <w:tcPr>
             <w:tcW w:type="dxa" w:w="2016"/>
+            <w:tcBorders>
+              <w:top w:val="single" w:sz="8" w:space="0" w:color="000000"/>
+              <w:left w:val="single" w:sz="8" w:space="0" w:color="000000"/>
+              <w:bottom w:val="single" w:sz="8" w:space="0" w:color="000000"/>
+              <w:right w:val="single" w:sz="8" w:space="0" w:color="000000"/>
+            </w:tcBorders>
             <w:vAlign w:val="center"/>
           </w:tcPr>
           <w:p>
@@ -1654,6 +2046,12 @@
         <w:tc>
           <w:tcPr>
             <w:tcW w:type="dxa" w:w="2016"/>
+            <w:tcBorders>
+              <w:top w:val="single" w:sz="8" w:space="0" w:color="000000"/>
+              <w:left w:val="single" w:sz="8" w:space="0" w:color="000000"/>
+              <w:bottom w:val="single" w:sz="8" w:space="0" w:color="000000"/>
+              <w:right w:val="single" w:sz="8" w:space="0" w:color="000000"/>
+            </w:tcBorders>
             <w:vAlign w:val="center"/>
           </w:tcPr>
           <w:p>
@@ -1676,6 +2074,12 @@
         <w:tc>
           <w:tcPr>
             <w:tcW w:type="dxa" w:w="2016"/>
+            <w:tcBorders>
+              <w:top w:val="single" w:sz="8" w:space="0" w:color="000000"/>
+              <w:left w:val="single" w:sz="8" w:space="0" w:color="000000"/>
+              <w:bottom w:val="single" w:sz="8" w:space="0" w:color="000000"/>
+              <w:right w:val="single" w:sz="8" w:space="0" w:color="000000"/>
+            </w:tcBorders>
             <w:vAlign w:val="center"/>
           </w:tcPr>
           <w:p>
@@ -1698,6 +2102,12 @@
         <w:tc>
           <w:tcPr>
             <w:tcW w:type="dxa" w:w="2016"/>
+            <w:tcBorders>
+              <w:top w:val="single" w:sz="8" w:space="0" w:color="000000"/>
+              <w:left w:val="single" w:sz="8" w:space="0" w:color="000000"/>
+              <w:bottom w:val="single" w:sz="8" w:space="0" w:color="000000"/>
+              <w:right w:val="single" w:sz="8" w:space="0" w:color="000000"/>
+            </w:tcBorders>
             <w:vAlign w:val="center"/>
           </w:tcPr>
           <w:p>
@@ -1720,6 +2130,12 @@
         <w:tc>
           <w:tcPr>
             <w:tcW w:type="dxa" w:w="2016"/>
+            <w:tcBorders>
+              <w:top w:val="single" w:sz="8" w:space="0" w:color="000000"/>
+              <w:left w:val="single" w:sz="8" w:space="0" w:color="000000"/>
+              <w:bottom w:val="single" w:sz="8" w:space="0" w:color="000000"/>
+              <w:right w:val="single" w:sz="8" w:space="0" w:color="000000"/>
+            </w:tcBorders>
             <w:vAlign w:val="center"/>
           </w:tcPr>
           <w:p>
@@ -1742,6 +2158,12 @@
         <w:tc>
           <w:tcPr>
             <w:tcW w:type="dxa" w:w="2016"/>
+            <w:tcBorders>
+              <w:top w:val="single" w:sz="8" w:space="0" w:color="000000"/>
+              <w:left w:val="single" w:sz="8" w:space="0" w:color="000000"/>
+              <w:bottom w:val="single" w:sz="8" w:space="0" w:color="000000"/>
+              <w:right w:val="single" w:sz="8" w:space="0" w:color="000000"/>
+            </w:tcBorders>
             <w:vAlign w:val="center"/>
           </w:tcPr>
           <w:p>
@@ -1767,6 +2189,12 @@
           <w:tcPr>
             <w:tcW w:type="dxa" w:w="2016"/>
             <w:vMerge w:val="restart"/>
+            <w:tcBorders>
+              <w:top w:val="single" w:sz="8" w:space="0" w:color="000000"/>
+              <w:left w:val="single" w:sz="8" w:space="0" w:color="000000"/>
+              <w:bottom w:val="single" w:sz="8" w:space="0" w:color="000000"/>
+              <w:right w:val="single" w:sz="8" w:space="0" w:color="000000"/>
+            </w:tcBorders>
             <w:vAlign w:val="center"/>
           </w:tcPr>
           <w:p>
@@ -1849,6 +2277,12 @@
         <w:tc>
           <w:tcPr>
             <w:tcW w:type="dxa" w:w="2016"/>
+            <w:tcBorders>
+              <w:top w:val="single" w:sz="8" w:space="0" w:color="000000"/>
+              <w:left w:val="single" w:sz="8" w:space="0" w:color="000000"/>
+              <w:bottom w:val="single" w:sz="8" w:space="0" w:color="000000"/>
+              <w:right w:val="single" w:sz="8" w:space="0" w:color="000000"/>
+            </w:tcBorders>
             <w:vAlign w:val="center"/>
           </w:tcPr>
           <w:p>
@@ -1871,6 +2305,12 @@
         <w:tc>
           <w:tcPr>
             <w:tcW w:type="dxa" w:w="2016"/>
+            <w:tcBorders>
+              <w:top w:val="single" w:sz="8" w:space="0" w:color="000000"/>
+              <w:left w:val="single" w:sz="8" w:space="0" w:color="000000"/>
+              <w:bottom w:val="single" w:sz="8" w:space="0" w:color="000000"/>
+              <w:right w:val="single" w:sz="8" w:space="0" w:color="000000"/>
+            </w:tcBorders>
             <w:vAlign w:val="center"/>
           </w:tcPr>
           <w:p>
@@ -1893,6 +2333,12 @@
         <w:tc>
           <w:tcPr>
             <w:tcW w:type="dxa" w:w="2016"/>
+            <w:tcBorders>
+              <w:top w:val="single" w:sz="8" w:space="0" w:color="000000"/>
+              <w:left w:val="single" w:sz="8" w:space="0" w:color="000000"/>
+              <w:bottom w:val="single" w:sz="8" w:space="0" w:color="000000"/>
+              <w:right w:val="single" w:sz="8" w:space="0" w:color="000000"/>
+            </w:tcBorders>
             <w:vAlign w:val="center"/>
           </w:tcPr>
           <w:p>
@@ -1915,6 +2361,12 @@
         <w:tc>
           <w:tcPr>
             <w:tcW w:type="dxa" w:w="2016"/>
+            <w:tcBorders>
+              <w:top w:val="single" w:sz="8" w:space="0" w:color="000000"/>
+              <w:left w:val="single" w:sz="8" w:space="0" w:color="000000"/>
+              <w:bottom w:val="single" w:sz="8" w:space="0" w:color="000000"/>
+              <w:right w:val="single" w:sz="8" w:space="0" w:color="000000"/>
+            </w:tcBorders>
             <w:vAlign w:val="center"/>
           </w:tcPr>
           <w:p>
@@ -1937,6 +2389,12 @@
         <w:tc>
           <w:tcPr>
             <w:tcW w:type="dxa" w:w="2016"/>
+            <w:tcBorders>
+              <w:top w:val="single" w:sz="8" w:space="0" w:color="000000"/>
+              <w:left w:val="single" w:sz="8" w:space="0" w:color="000000"/>
+              <w:bottom w:val="single" w:sz="8" w:space="0" w:color="000000"/>
+              <w:right w:val="single" w:sz="8" w:space="0" w:color="000000"/>
+            </w:tcBorders>
             <w:vAlign w:val="center"/>
           </w:tcPr>
           <w:p>
@@ -1959,6 +2417,12 @@
         <w:tc>
           <w:tcPr>
             <w:tcW w:type="dxa" w:w="2016"/>
+            <w:tcBorders>
+              <w:top w:val="single" w:sz="8" w:space="0" w:color="000000"/>
+              <w:left w:val="single" w:sz="8" w:space="0" w:color="000000"/>
+              <w:bottom w:val="single" w:sz="8" w:space="0" w:color="000000"/>
+              <w:right w:val="single" w:sz="8" w:space="0" w:color="000000"/>
+            </w:tcBorders>
             <w:vAlign w:val="center"/>
           </w:tcPr>
           <w:p>
@@ -1991,6 +2455,12 @@
         <w:tc>
           <w:tcPr>
             <w:tcW w:type="dxa" w:w="2016"/>
+            <w:tcBorders>
+              <w:top w:val="single" w:sz="8" w:space="0" w:color="000000"/>
+              <w:left w:val="single" w:sz="8" w:space="0" w:color="000000"/>
+              <w:bottom w:val="single" w:sz="8" w:space="0" w:color="000000"/>
+              <w:right w:val="single" w:sz="8" w:space="0" w:color="000000"/>
+            </w:tcBorders>
             <w:vAlign w:val="center"/>
           </w:tcPr>
           <w:p>
@@ -2013,6 +2483,12 @@
         <w:tc>
           <w:tcPr>
             <w:tcW w:type="dxa" w:w="2016"/>
+            <w:tcBorders>
+              <w:top w:val="single" w:sz="8" w:space="0" w:color="000000"/>
+              <w:left w:val="single" w:sz="8" w:space="0" w:color="000000"/>
+              <w:bottom w:val="single" w:sz="8" w:space="0" w:color="000000"/>
+              <w:right w:val="single" w:sz="8" w:space="0" w:color="000000"/>
+            </w:tcBorders>
             <w:vAlign w:val="center"/>
           </w:tcPr>
           <w:p>
@@ -2035,6 +2511,12 @@
         <w:tc>
           <w:tcPr>
             <w:tcW w:type="dxa" w:w="2016"/>
+            <w:tcBorders>
+              <w:top w:val="single" w:sz="8" w:space="0" w:color="000000"/>
+              <w:left w:val="single" w:sz="8" w:space="0" w:color="000000"/>
+              <w:bottom w:val="single" w:sz="8" w:space="0" w:color="000000"/>
+              <w:right w:val="single" w:sz="8" w:space="0" w:color="000000"/>
+            </w:tcBorders>
             <w:vAlign w:val="center"/>
           </w:tcPr>
           <w:p>
@@ -2057,6 +2539,12 @@
         <w:tc>
           <w:tcPr>
             <w:tcW w:type="dxa" w:w="2016"/>
+            <w:tcBorders>
+              <w:top w:val="single" w:sz="8" w:space="0" w:color="000000"/>
+              <w:left w:val="single" w:sz="8" w:space="0" w:color="000000"/>
+              <w:bottom w:val="single" w:sz="8" w:space="0" w:color="000000"/>
+              <w:right w:val="single" w:sz="8" w:space="0" w:color="000000"/>
+            </w:tcBorders>
             <w:vAlign w:val="center"/>
           </w:tcPr>
           <w:p>
@@ -2079,6 +2567,12 @@
         <w:tc>
           <w:tcPr>
             <w:tcW w:type="dxa" w:w="2016"/>
+            <w:tcBorders>
+              <w:top w:val="single" w:sz="8" w:space="0" w:color="000000"/>
+              <w:left w:val="single" w:sz="8" w:space="0" w:color="000000"/>
+              <w:bottom w:val="single" w:sz="8" w:space="0" w:color="000000"/>
+              <w:right w:val="single" w:sz="8" w:space="0" w:color="000000"/>
+            </w:tcBorders>
             <w:vAlign w:val="center"/>
           </w:tcPr>
           <w:p>
@@ -2101,6 +2595,12 @@
         <w:tc>
           <w:tcPr>
             <w:tcW w:type="dxa" w:w="2016"/>
+            <w:tcBorders>
+              <w:top w:val="single" w:sz="8" w:space="0" w:color="000000"/>
+              <w:left w:val="single" w:sz="8" w:space="0" w:color="000000"/>
+              <w:bottom w:val="single" w:sz="8" w:space="0" w:color="000000"/>
+              <w:right w:val="single" w:sz="8" w:space="0" w:color="000000"/>
+            </w:tcBorders>
             <w:vAlign w:val="center"/>
           </w:tcPr>
           <w:p>
@@ -2133,6 +2633,12 @@
         <w:tc>
           <w:tcPr>
             <w:tcW w:type="dxa" w:w="2016"/>
+            <w:tcBorders>
+              <w:top w:val="single" w:sz="8" w:space="0" w:color="000000"/>
+              <w:left w:val="single" w:sz="8" w:space="0" w:color="000000"/>
+              <w:bottom w:val="single" w:sz="8" w:space="0" w:color="000000"/>
+              <w:right w:val="single" w:sz="8" w:space="0" w:color="000000"/>
+            </w:tcBorders>
             <w:vAlign w:val="center"/>
           </w:tcPr>
           <w:p>
@@ -2155,6 +2661,12 @@
         <w:tc>
           <w:tcPr>
             <w:tcW w:type="dxa" w:w="2016"/>
+            <w:tcBorders>
+              <w:top w:val="single" w:sz="8" w:space="0" w:color="000000"/>
+              <w:left w:val="single" w:sz="8" w:space="0" w:color="000000"/>
+              <w:bottom w:val="single" w:sz="8" w:space="0" w:color="000000"/>
+              <w:right w:val="single" w:sz="8" w:space="0" w:color="000000"/>
+            </w:tcBorders>
             <w:vAlign w:val="center"/>
           </w:tcPr>
           <w:p>
@@ -2177,6 +2689,12 @@
         <w:tc>
           <w:tcPr>
             <w:tcW w:type="dxa" w:w="2016"/>
+            <w:tcBorders>
+              <w:top w:val="single" w:sz="8" w:space="0" w:color="000000"/>
+              <w:left w:val="single" w:sz="8" w:space="0" w:color="000000"/>
+              <w:bottom w:val="single" w:sz="8" w:space="0" w:color="000000"/>
+              <w:right w:val="single" w:sz="8" w:space="0" w:color="000000"/>
+            </w:tcBorders>
             <w:vAlign w:val="center"/>
           </w:tcPr>
           <w:p>
@@ -2199,6 +2717,12 @@
         <w:tc>
           <w:tcPr>
             <w:tcW w:type="dxa" w:w="2016"/>
+            <w:tcBorders>
+              <w:top w:val="single" w:sz="8" w:space="0" w:color="000000"/>
+              <w:left w:val="single" w:sz="8" w:space="0" w:color="000000"/>
+              <w:bottom w:val="single" w:sz="8" w:space="0" w:color="000000"/>
+              <w:right w:val="single" w:sz="8" w:space="0" w:color="000000"/>
+            </w:tcBorders>
             <w:vAlign w:val="center"/>
           </w:tcPr>
           <w:p>
@@ -2221,6 +2745,12 @@
         <w:tc>
           <w:tcPr>
             <w:tcW w:type="dxa" w:w="2016"/>
+            <w:tcBorders>
+              <w:top w:val="single" w:sz="8" w:space="0" w:color="000000"/>
+              <w:left w:val="single" w:sz="8" w:space="0" w:color="000000"/>
+              <w:bottom w:val="single" w:sz="8" w:space="0" w:color="000000"/>
+              <w:right w:val="single" w:sz="8" w:space="0" w:color="000000"/>
+            </w:tcBorders>
             <w:vAlign w:val="center"/>
           </w:tcPr>
           <w:p>
@@ -2243,6 +2773,12 @@
         <w:tc>
           <w:tcPr>
             <w:tcW w:type="dxa" w:w="2016"/>
+            <w:tcBorders>
+              <w:top w:val="single" w:sz="8" w:space="0" w:color="000000"/>
+              <w:left w:val="single" w:sz="8" w:space="0" w:color="000000"/>
+              <w:bottom w:val="single" w:sz="8" w:space="0" w:color="000000"/>
+              <w:right w:val="single" w:sz="8" w:space="0" w:color="000000"/>
+            </w:tcBorders>
             <w:vAlign w:val="center"/>
           </w:tcPr>
           <w:p>
@@ -2275,6 +2811,12 @@
         <w:tc>
           <w:tcPr>
             <w:tcW w:type="dxa" w:w="2016"/>
+            <w:tcBorders>
+              <w:top w:val="single" w:sz="8" w:space="0" w:color="000000"/>
+              <w:left w:val="single" w:sz="8" w:space="0" w:color="000000"/>
+              <w:bottom w:val="single" w:sz="8" w:space="0" w:color="000000"/>
+              <w:right w:val="single" w:sz="8" w:space="0" w:color="000000"/>
+            </w:tcBorders>
             <w:vAlign w:val="center"/>
           </w:tcPr>
           <w:p>
@@ -2297,6 +2839,12 @@
         <w:tc>
           <w:tcPr>
             <w:tcW w:type="dxa" w:w="2016"/>
+            <w:tcBorders>
+              <w:top w:val="single" w:sz="8" w:space="0" w:color="000000"/>
+              <w:left w:val="single" w:sz="8" w:space="0" w:color="000000"/>
+              <w:bottom w:val="single" w:sz="8" w:space="0" w:color="000000"/>
+              <w:right w:val="single" w:sz="8" w:space="0" w:color="000000"/>
+            </w:tcBorders>
             <w:vAlign w:val="center"/>
           </w:tcPr>
           <w:p>
@@ -2319,6 +2867,12 @@
         <w:tc>
           <w:tcPr>
             <w:tcW w:type="dxa" w:w="2016"/>
+            <w:tcBorders>
+              <w:top w:val="single" w:sz="8" w:space="0" w:color="000000"/>
+              <w:left w:val="single" w:sz="8" w:space="0" w:color="000000"/>
+              <w:bottom w:val="single" w:sz="8" w:space="0" w:color="000000"/>
+              <w:right w:val="single" w:sz="8" w:space="0" w:color="000000"/>
+            </w:tcBorders>
             <w:vAlign w:val="center"/>
           </w:tcPr>
           <w:p>
@@ -2341,6 +2895,12 @@
         <w:tc>
           <w:tcPr>
             <w:tcW w:type="dxa" w:w="2016"/>
+            <w:tcBorders>
+              <w:top w:val="single" w:sz="8" w:space="0" w:color="000000"/>
+              <w:left w:val="single" w:sz="8" w:space="0" w:color="000000"/>
+              <w:bottom w:val="single" w:sz="8" w:space="0" w:color="000000"/>
+              <w:right w:val="single" w:sz="8" w:space="0" w:color="000000"/>
+            </w:tcBorders>
             <w:vAlign w:val="center"/>
           </w:tcPr>
           <w:p>
@@ -2363,6 +2923,12 @@
         <w:tc>
           <w:tcPr>
             <w:tcW w:type="dxa" w:w="2016"/>
+            <w:tcBorders>
+              <w:top w:val="single" w:sz="8" w:space="0" w:color="000000"/>
+              <w:left w:val="single" w:sz="8" w:space="0" w:color="000000"/>
+              <w:bottom w:val="single" w:sz="8" w:space="0" w:color="000000"/>
+              <w:right w:val="single" w:sz="8" w:space="0" w:color="000000"/>
+            </w:tcBorders>
             <w:vAlign w:val="center"/>
           </w:tcPr>
           <w:p>
@@ -2385,6 +2951,12 @@
         <w:tc>
           <w:tcPr>
             <w:tcW w:type="dxa" w:w="2016"/>
+            <w:tcBorders>
+              <w:top w:val="single" w:sz="8" w:space="0" w:color="000000"/>
+              <w:left w:val="single" w:sz="8" w:space="0" w:color="000000"/>
+              <w:bottom w:val="single" w:sz="8" w:space="0" w:color="000000"/>
+              <w:right w:val="single" w:sz="8" w:space="0" w:color="000000"/>
+            </w:tcBorders>
             <w:vAlign w:val="center"/>
           </w:tcPr>
           <w:p>
@@ -2417,6 +2989,12 @@
         <w:tc>
           <w:tcPr>
             <w:tcW w:type="dxa" w:w="2016"/>
+            <w:tcBorders>
+              <w:top w:val="single" w:sz="8" w:space="0" w:color="000000"/>
+              <w:left w:val="single" w:sz="8" w:space="0" w:color="000000"/>
+              <w:bottom w:val="single" w:sz="8" w:space="0" w:color="000000"/>
+              <w:right w:val="single" w:sz="8" w:space="0" w:color="000000"/>
+            </w:tcBorders>
             <w:vAlign w:val="center"/>
           </w:tcPr>
           <w:p>
@@ -2439,6 +3017,12 @@
         <w:tc>
           <w:tcPr>
             <w:tcW w:type="dxa" w:w="2016"/>
+            <w:tcBorders>
+              <w:top w:val="single" w:sz="8" w:space="0" w:color="000000"/>
+              <w:left w:val="single" w:sz="8" w:space="0" w:color="000000"/>
+              <w:bottom w:val="single" w:sz="8" w:space="0" w:color="000000"/>
+              <w:right w:val="single" w:sz="8" w:space="0" w:color="000000"/>
+            </w:tcBorders>
             <w:vAlign w:val="center"/>
           </w:tcPr>
           <w:p>
@@ -2461,6 +3045,12 @@
         <w:tc>
           <w:tcPr>
             <w:tcW w:type="dxa" w:w="2016"/>
+            <w:tcBorders>
+              <w:top w:val="single" w:sz="8" w:space="0" w:color="000000"/>
+              <w:left w:val="single" w:sz="8" w:space="0" w:color="000000"/>
+              <w:bottom w:val="single" w:sz="8" w:space="0" w:color="000000"/>
+              <w:right w:val="single" w:sz="8" w:space="0" w:color="000000"/>
+            </w:tcBorders>
             <w:vAlign w:val="center"/>
           </w:tcPr>
           <w:p>
@@ -2483,6 +3073,12 @@
         <w:tc>
           <w:tcPr>
             <w:tcW w:type="dxa" w:w="2016"/>
+            <w:tcBorders>
+              <w:top w:val="single" w:sz="8" w:space="0" w:color="000000"/>
+              <w:left w:val="single" w:sz="8" w:space="0" w:color="000000"/>
+              <w:bottom w:val="single" w:sz="8" w:space="0" w:color="000000"/>
+              <w:right w:val="single" w:sz="8" w:space="0" w:color="000000"/>
+            </w:tcBorders>
             <w:vAlign w:val="center"/>
           </w:tcPr>
           <w:p>
@@ -2505,6 +3101,12 @@
         <w:tc>
           <w:tcPr>
             <w:tcW w:type="dxa" w:w="2016"/>
+            <w:tcBorders>
+              <w:top w:val="single" w:sz="8" w:space="0" w:color="000000"/>
+              <w:left w:val="single" w:sz="8" w:space="0" w:color="000000"/>
+              <w:bottom w:val="single" w:sz="8" w:space="0" w:color="000000"/>
+              <w:right w:val="single" w:sz="8" w:space="0" w:color="000000"/>
+            </w:tcBorders>
             <w:vAlign w:val="center"/>
           </w:tcPr>
           <w:p>
@@ -2527,6 +3129,12 @@
         <w:tc>
           <w:tcPr>
             <w:tcW w:type="dxa" w:w="2016"/>
+            <w:tcBorders>
+              <w:top w:val="single" w:sz="8" w:space="0" w:color="000000"/>
+              <w:left w:val="single" w:sz="8" w:space="0" w:color="000000"/>
+              <w:bottom w:val="single" w:sz="8" w:space="0" w:color="000000"/>
+              <w:right w:val="single" w:sz="8" w:space="0" w:color="000000"/>
+            </w:tcBorders>
             <w:vAlign w:val="center"/>
           </w:tcPr>
           <w:p>
@@ -2552,6 +3160,12 @@
           <w:tcPr>
             <w:tcW w:type="dxa" w:w="2016"/>
             <w:vMerge w:val="restart"/>
+            <w:tcBorders>
+              <w:top w:val="single" w:sz="8" w:space="0" w:color="000000"/>
+              <w:left w:val="single" w:sz="8" w:space="0" w:color="000000"/>
+              <w:bottom w:val="single" w:sz="8" w:space="0" w:color="000000"/>
+              <w:right w:val="single" w:sz="8" w:space="0" w:color="000000"/>
+            </w:tcBorders>
             <w:vAlign w:val="center"/>
           </w:tcPr>
           <w:p>
@@ -2634,6 +3248,12 @@
         <w:tc>
           <w:tcPr>
             <w:tcW w:type="dxa" w:w="2016"/>
+            <w:tcBorders>
+              <w:top w:val="single" w:sz="8" w:space="0" w:color="000000"/>
+              <w:left w:val="single" w:sz="8" w:space="0" w:color="000000"/>
+              <w:bottom w:val="single" w:sz="8" w:space="0" w:color="000000"/>
+              <w:right w:val="single" w:sz="8" w:space="0" w:color="000000"/>
+            </w:tcBorders>
             <w:vAlign w:val="center"/>
           </w:tcPr>
           <w:p>
@@ -2656,6 +3276,12 @@
         <w:tc>
           <w:tcPr>
             <w:tcW w:type="dxa" w:w="2016"/>
+            <w:tcBorders>
+              <w:top w:val="single" w:sz="8" w:space="0" w:color="000000"/>
+              <w:left w:val="single" w:sz="8" w:space="0" w:color="000000"/>
+              <w:bottom w:val="single" w:sz="8" w:space="0" w:color="000000"/>
+              <w:right w:val="single" w:sz="8" w:space="0" w:color="000000"/>
+            </w:tcBorders>
             <w:vAlign w:val="center"/>
           </w:tcPr>
           <w:p>
@@ -2678,6 +3304,12 @@
         <w:tc>
           <w:tcPr>
             <w:tcW w:type="dxa" w:w="2016"/>
+            <w:tcBorders>
+              <w:top w:val="single" w:sz="8" w:space="0" w:color="000000"/>
+              <w:left w:val="single" w:sz="8" w:space="0" w:color="000000"/>
+              <w:bottom w:val="single" w:sz="8" w:space="0" w:color="000000"/>
+              <w:right w:val="single" w:sz="8" w:space="0" w:color="000000"/>
+            </w:tcBorders>
             <w:vAlign w:val="center"/>
           </w:tcPr>
           <w:p>
@@ -2700,6 +3332,12 @@
         <w:tc>
           <w:tcPr>
             <w:tcW w:type="dxa" w:w="2016"/>
+            <w:tcBorders>
+              <w:top w:val="single" w:sz="8" w:space="0" w:color="000000"/>
+              <w:left w:val="single" w:sz="8" w:space="0" w:color="000000"/>
+              <w:bottom w:val="single" w:sz="8" w:space="0" w:color="000000"/>
+              <w:right w:val="single" w:sz="8" w:space="0" w:color="000000"/>
+            </w:tcBorders>
             <w:vAlign w:val="center"/>
           </w:tcPr>
           <w:p>
@@ -2722,6 +3360,12 @@
         <w:tc>
           <w:tcPr>
             <w:tcW w:type="dxa" w:w="2016"/>
+            <w:tcBorders>
+              <w:top w:val="single" w:sz="8" w:space="0" w:color="000000"/>
+              <w:left w:val="single" w:sz="8" w:space="0" w:color="000000"/>
+              <w:bottom w:val="single" w:sz="8" w:space="0" w:color="000000"/>
+              <w:right w:val="single" w:sz="8" w:space="0" w:color="000000"/>
+            </w:tcBorders>
             <w:vAlign w:val="center"/>
           </w:tcPr>
           <w:p>
@@ -2744,6 +3388,12 @@
         <w:tc>
           <w:tcPr>
             <w:tcW w:type="dxa" w:w="2016"/>
+            <w:tcBorders>
+              <w:top w:val="single" w:sz="8" w:space="0" w:color="000000"/>
+              <w:left w:val="single" w:sz="8" w:space="0" w:color="000000"/>
+              <w:bottom w:val="single" w:sz="8" w:space="0" w:color="000000"/>
+              <w:right w:val="single" w:sz="8" w:space="0" w:color="000000"/>
+            </w:tcBorders>
             <w:vAlign w:val="center"/>
           </w:tcPr>
           <w:p>
@@ -2776,6 +3426,12 @@
         <w:tc>
           <w:tcPr>
             <w:tcW w:type="dxa" w:w="2016"/>
+            <w:tcBorders>
+              <w:top w:val="single" w:sz="8" w:space="0" w:color="000000"/>
+              <w:left w:val="single" w:sz="8" w:space="0" w:color="000000"/>
+              <w:bottom w:val="single" w:sz="8" w:space="0" w:color="000000"/>
+              <w:right w:val="single" w:sz="8" w:space="0" w:color="000000"/>
+            </w:tcBorders>
             <w:vAlign w:val="center"/>
           </w:tcPr>
           <w:p>
@@ -2798,6 +3454,12 @@
         <w:tc>
           <w:tcPr>
             <w:tcW w:type="dxa" w:w="2016"/>
+            <w:tcBorders>
+              <w:top w:val="single" w:sz="8" w:space="0" w:color="000000"/>
+              <w:left w:val="single" w:sz="8" w:space="0" w:color="000000"/>
+              <w:bottom w:val="single" w:sz="8" w:space="0" w:color="000000"/>
+              <w:right w:val="single" w:sz="8" w:space="0" w:color="000000"/>
+            </w:tcBorders>
             <w:vAlign w:val="center"/>
           </w:tcPr>
           <w:p>
@@ -2820,6 +3482,12 @@
         <w:tc>
           <w:tcPr>
             <w:tcW w:type="dxa" w:w="2016"/>
+            <w:tcBorders>
+              <w:top w:val="single" w:sz="8" w:space="0" w:color="000000"/>
+              <w:left w:val="single" w:sz="8" w:space="0" w:color="000000"/>
+              <w:bottom w:val="single" w:sz="8" w:space="0" w:color="000000"/>
+              <w:right w:val="single" w:sz="8" w:space="0" w:color="000000"/>
+            </w:tcBorders>
             <w:vAlign w:val="center"/>
           </w:tcPr>
           <w:p>
@@ -2842,6 +3510,12 @@
         <w:tc>
           <w:tcPr>
             <w:tcW w:type="dxa" w:w="2016"/>
+            <w:tcBorders>
+              <w:top w:val="single" w:sz="8" w:space="0" w:color="000000"/>
+              <w:left w:val="single" w:sz="8" w:space="0" w:color="000000"/>
+              <w:bottom w:val="single" w:sz="8" w:space="0" w:color="000000"/>
+              <w:right w:val="single" w:sz="8" w:space="0" w:color="000000"/>
+            </w:tcBorders>
             <w:vAlign w:val="center"/>
           </w:tcPr>
           <w:p>
@@ -2864,6 +3538,12 @@
         <w:tc>
           <w:tcPr>
             <w:tcW w:type="dxa" w:w="2016"/>
+            <w:tcBorders>
+              <w:top w:val="single" w:sz="8" w:space="0" w:color="000000"/>
+              <w:left w:val="single" w:sz="8" w:space="0" w:color="000000"/>
+              <w:bottom w:val="single" w:sz="8" w:space="0" w:color="000000"/>
+              <w:right w:val="single" w:sz="8" w:space="0" w:color="000000"/>
+            </w:tcBorders>
             <w:vAlign w:val="center"/>
           </w:tcPr>
           <w:p>
@@ -2886,6 +3566,12 @@
         <w:tc>
           <w:tcPr>
             <w:tcW w:type="dxa" w:w="2016"/>
+            <w:tcBorders>
+              <w:top w:val="single" w:sz="8" w:space="0" w:color="000000"/>
+              <w:left w:val="single" w:sz="8" w:space="0" w:color="000000"/>
+              <w:bottom w:val="single" w:sz="8" w:space="0" w:color="000000"/>
+              <w:right w:val="single" w:sz="8" w:space="0" w:color="000000"/>
+            </w:tcBorders>
             <w:vAlign w:val="center"/>
           </w:tcPr>
           <w:p>
@@ -2918,6 +3604,12 @@
         <w:tc>
           <w:tcPr>
             <w:tcW w:type="dxa" w:w="2016"/>
+            <w:tcBorders>
+              <w:top w:val="single" w:sz="8" w:space="0" w:color="000000"/>
+              <w:left w:val="single" w:sz="8" w:space="0" w:color="000000"/>
+              <w:bottom w:val="single" w:sz="8" w:space="0" w:color="000000"/>
+              <w:right w:val="single" w:sz="8" w:space="0" w:color="000000"/>
+            </w:tcBorders>
             <w:vAlign w:val="center"/>
           </w:tcPr>
           <w:p>
@@ -2940,6 +3632,12 @@
         <w:tc>
           <w:tcPr>
             <w:tcW w:type="dxa" w:w="2016"/>
+            <w:tcBorders>
+              <w:top w:val="single" w:sz="8" w:space="0" w:color="000000"/>
+              <w:left w:val="single" w:sz="8" w:space="0" w:color="000000"/>
+              <w:bottom w:val="single" w:sz="8" w:space="0" w:color="000000"/>
+              <w:right w:val="single" w:sz="8" w:space="0" w:color="000000"/>
+            </w:tcBorders>
             <w:vAlign w:val="center"/>
           </w:tcPr>
           <w:p>
@@ -2962,6 +3660,12 @@
         <w:tc>
           <w:tcPr>
             <w:tcW w:type="dxa" w:w="2016"/>
+            <w:tcBorders>
+              <w:top w:val="single" w:sz="8" w:space="0" w:color="000000"/>
+              <w:left w:val="single" w:sz="8" w:space="0" w:color="000000"/>
+              <w:bottom w:val="single" w:sz="8" w:space="0" w:color="000000"/>
+              <w:right w:val="single" w:sz="8" w:space="0" w:color="000000"/>
+            </w:tcBorders>
             <w:vAlign w:val="center"/>
           </w:tcPr>
           <w:p>
@@ -2984,6 +3688,12 @@
         <w:tc>
           <w:tcPr>
             <w:tcW w:type="dxa" w:w="2016"/>
+            <w:tcBorders>
+              <w:top w:val="single" w:sz="8" w:space="0" w:color="000000"/>
+              <w:left w:val="single" w:sz="8" w:space="0" w:color="000000"/>
+              <w:bottom w:val="single" w:sz="8" w:space="0" w:color="000000"/>
+              <w:right w:val="single" w:sz="8" w:space="0" w:color="000000"/>
+            </w:tcBorders>
             <w:vAlign w:val="center"/>
           </w:tcPr>
           <w:p>
@@ -3006,6 +3716,12 @@
         <w:tc>
           <w:tcPr>
             <w:tcW w:type="dxa" w:w="2016"/>
+            <w:tcBorders>
+              <w:top w:val="single" w:sz="8" w:space="0" w:color="000000"/>
+              <w:left w:val="single" w:sz="8" w:space="0" w:color="000000"/>
+              <w:bottom w:val="single" w:sz="8" w:space="0" w:color="000000"/>
+              <w:right w:val="single" w:sz="8" w:space="0" w:color="000000"/>
+            </w:tcBorders>
             <w:vAlign w:val="center"/>
           </w:tcPr>
           <w:p>
@@ -3028,6 +3744,12 @@
         <w:tc>
           <w:tcPr>
             <w:tcW w:type="dxa" w:w="2016"/>
+            <w:tcBorders>
+              <w:top w:val="single" w:sz="8" w:space="0" w:color="000000"/>
+              <w:left w:val="single" w:sz="8" w:space="0" w:color="000000"/>
+              <w:bottom w:val="single" w:sz="8" w:space="0" w:color="000000"/>
+              <w:right w:val="single" w:sz="8" w:space="0" w:color="000000"/>
+            </w:tcBorders>
             <w:vAlign w:val="center"/>
           </w:tcPr>
           <w:p>
@@ -3060,6 +3782,12 @@
         <w:tc>
           <w:tcPr>
             <w:tcW w:type="dxa" w:w="2016"/>
+            <w:tcBorders>
+              <w:top w:val="single" w:sz="8" w:space="0" w:color="000000"/>
+              <w:left w:val="single" w:sz="8" w:space="0" w:color="000000"/>
+              <w:bottom w:val="single" w:sz="8" w:space="0" w:color="000000"/>
+              <w:right w:val="single" w:sz="8" w:space="0" w:color="000000"/>
+            </w:tcBorders>
             <w:vAlign w:val="center"/>
           </w:tcPr>
           <w:p>
@@ -3082,6 +3810,12 @@
         <w:tc>
           <w:tcPr>
             <w:tcW w:type="dxa" w:w="2016"/>
+            <w:tcBorders>
+              <w:top w:val="single" w:sz="8" w:space="0" w:color="000000"/>
+              <w:left w:val="single" w:sz="8" w:space="0" w:color="000000"/>
+              <w:bottom w:val="single" w:sz="8" w:space="0" w:color="000000"/>
+              <w:right w:val="single" w:sz="8" w:space="0" w:color="000000"/>
+            </w:tcBorders>
             <w:vAlign w:val="center"/>
           </w:tcPr>
           <w:p>
@@ -3104,6 +3838,12 @@
         <w:tc>
           <w:tcPr>
             <w:tcW w:type="dxa" w:w="2016"/>
+            <w:tcBorders>
+              <w:top w:val="single" w:sz="8" w:space="0" w:color="000000"/>
+              <w:left w:val="single" w:sz="8" w:space="0" w:color="000000"/>
+              <w:bottom w:val="single" w:sz="8" w:space="0" w:color="000000"/>
+              <w:right w:val="single" w:sz="8" w:space="0" w:color="000000"/>
+            </w:tcBorders>
             <w:vAlign w:val="center"/>
           </w:tcPr>
           <w:p>
@@ -3126,6 +3866,12 @@
         <w:tc>
           <w:tcPr>
             <w:tcW w:type="dxa" w:w="2016"/>
+            <w:tcBorders>
+              <w:top w:val="single" w:sz="8" w:space="0" w:color="000000"/>
+              <w:left w:val="single" w:sz="8" w:space="0" w:color="000000"/>
+              <w:bottom w:val="single" w:sz="8" w:space="0" w:color="000000"/>
+              <w:right w:val="single" w:sz="8" w:space="0" w:color="000000"/>
+            </w:tcBorders>
             <w:vAlign w:val="center"/>
           </w:tcPr>
           <w:p>
@@ -3148,6 +3894,12 @@
         <w:tc>
           <w:tcPr>
             <w:tcW w:type="dxa" w:w="2016"/>
+            <w:tcBorders>
+              <w:top w:val="single" w:sz="8" w:space="0" w:color="000000"/>
+              <w:left w:val="single" w:sz="8" w:space="0" w:color="000000"/>
+              <w:bottom w:val="single" w:sz="8" w:space="0" w:color="000000"/>
+              <w:right w:val="single" w:sz="8" w:space="0" w:color="000000"/>
+            </w:tcBorders>
             <w:vAlign w:val="center"/>
           </w:tcPr>
           <w:p>
@@ -3170,6 +3922,12 @@
         <w:tc>
           <w:tcPr>
             <w:tcW w:type="dxa" w:w="2016"/>
+            <w:tcBorders>
+              <w:top w:val="single" w:sz="8" w:space="0" w:color="000000"/>
+              <w:left w:val="single" w:sz="8" w:space="0" w:color="000000"/>
+              <w:bottom w:val="single" w:sz="8" w:space="0" w:color="000000"/>
+              <w:right w:val="single" w:sz="8" w:space="0" w:color="000000"/>
+            </w:tcBorders>
             <w:vAlign w:val="center"/>
           </w:tcPr>
           <w:p>
@@ -3202,6 +3960,12 @@
         <w:tc>
           <w:tcPr>
             <w:tcW w:type="dxa" w:w="2016"/>
+            <w:tcBorders>
+              <w:top w:val="single" w:sz="8" w:space="0" w:color="000000"/>
+              <w:left w:val="single" w:sz="8" w:space="0" w:color="000000"/>
+              <w:bottom w:val="single" w:sz="8" w:space="0" w:color="000000"/>
+              <w:right w:val="single" w:sz="8" w:space="0" w:color="000000"/>
+            </w:tcBorders>
             <w:vAlign w:val="center"/>
           </w:tcPr>
           <w:p>
@@ -3224,6 +3988,12 @@
         <w:tc>
           <w:tcPr>
             <w:tcW w:type="dxa" w:w="2016"/>
+            <w:tcBorders>
+              <w:top w:val="single" w:sz="8" w:space="0" w:color="000000"/>
+              <w:left w:val="single" w:sz="8" w:space="0" w:color="000000"/>
+              <w:bottom w:val="single" w:sz="8" w:space="0" w:color="000000"/>
+              <w:right w:val="single" w:sz="8" w:space="0" w:color="000000"/>
+            </w:tcBorders>
             <w:vAlign w:val="center"/>
           </w:tcPr>
           <w:p>
@@ -3246,6 +4016,12 @@
         <w:tc>
           <w:tcPr>
             <w:tcW w:type="dxa" w:w="2016"/>
+            <w:tcBorders>
+              <w:top w:val="single" w:sz="8" w:space="0" w:color="000000"/>
+              <w:left w:val="single" w:sz="8" w:space="0" w:color="000000"/>
+              <w:bottom w:val="single" w:sz="8" w:space="0" w:color="000000"/>
+              <w:right w:val="single" w:sz="8" w:space="0" w:color="000000"/>
+            </w:tcBorders>
             <w:vAlign w:val="center"/>
           </w:tcPr>
           <w:p>
@@ -3268,6 +4044,12 @@
         <w:tc>
           <w:tcPr>
             <w:tcW w:type="dxa" w:w="2016"/>
+            <w:tcBorders>
+              <w:top w:val="single" w:sz="8" w:space="0" w:color="000000"/>
+              <w:left w:val="single" w:sz="8" w:space="0" w:color="000000"/>
+              <w:bottom w:val="single" w:sz="8" w:space="0" w:color="000000"/>
+              <w:right w:val="single" w:sz="8" w:space="0" w:color="000000"/>
+            </w:tcBorders>
             <w:vAlign w:val="center"/>
           </w:tcPr>
           <w:p>
@@ -3290,6 +4072,12 @@
         <w:tc>
           <w:tcPr>
             <w:tcW w:type="dxa" w:w="2016"/>
+            <w:tcBorders>
+              <w:top w:val="single" w:sz="8" w:space="0" w:color="000000"/>
+              <w:left w:val="single" w:sz="8" w:space="0" w:color="000000"/>
+              <w:bottom w:val="single" w:sz="8" w:space="0" w:color="000000"/>
+              <w:right w:val="single" w:sz="8" w:space="0" w:color="000000"/>
+            </w:tcBorders>
             <w:vAlign w:val="center"/>
           </w:tcPr>
           <w:p>
@@ -3312,6 +4100,12 @@
         <w:tc>
           <w:tcPr>
             <w:tcW w:type="dxa" w:w="2016"/>
+            <w:tcBorders>
+              <w:top w:val="single" w:sz="8" w:space="0" w:color="000000"/>
+              <w:left w:val="single" w:sz="8" w:space="0" w:color="000000"/>
+              <w:bottom w:val="single" w:sz="8" w:space="0" w:color="000000"/>
+              <w:right w:val="single" w:sz="8" w:space="0" w:color="000000"/>
+            </w:tcBorders>
             <w:vAlign w:val="center"/>
           </w:tcPr>
           <w:p>
